--- a/flow/20230927_hours/drafts/2024-04-g/21.04.docx
+++ b/flow/20230927_hours/drafts/2024-04-g/21.04.docx
@@ -1199,28 +1199,49 @@
       </w:r>
     </w:p>
     <w:p>
-      <w:pPr>
-        <w:spacing w:line="240" w:lineRule="auto"/>
-        <w:rPr>
-          <w:rFonts w:ascii="Times New Roman" w:hAnsi="Times New Roman"/>
-          <w:sz w:val="24"/>
-        </w:rPr>
-      </w:pPr>
-      <w:r>
-        <w:rPr>
-          <w:rFonts w:ascii="Times New Roman" w:hAnsi="Times New Roman"/>
-          <w:i/>
-          <w:color w:val="FF0000"/>
-          <w:sz w:val="24"/>
-        </w:rPr>
-        <w:t xml:space="preserve">Тропар (г. 3): </w:t>
-      </w:r>
-      <w:r>
-        <w:rPr>
-          <w:rFonts w:ascii="Times New Roman" w:hAnsi="Times New Roman"/>
-          <w:sz w:val="24"/>
-        </w:rPr>
-        <w:t>Нехай веселяться небесні, нехай радуються земнії,* бо сотворив владу рукою своєю Господь,* подолав смертю смерть, первенцем мертвих став,* з безодні аду ізбавив нас і подав світові велику милість.</w:t>
+      <w:r>
+        <w:rPr>
+          <w:rFonts w:ascii="Times New Roman" w:hAnsi="Times New Roman"/>
+          <w:i/>
+          <w:color w:val="FF0000"/>
+          <w:sz w:val="24"/>
+        </w:rPr>
+        <w:t>Тропар (г. 3):</w:t>
+      </w:r>
+      <w:r>
+        <w:rPr>
+          <w:rFonts w:ascii="Times New Roman" w:hAnsi="Times New Roman"/>
+          <w:sz w:val="24"/>
+        </w:rPr>
+        <w:t xml:space="preserve"> Нехай весел</w:t>
+      </w:r>
+      <w:r>
+        <w:rPr>
+          <w:rFonts w:ascii="Times New Roman" w:hAnsi="Times New Roman"/>
+          <w:sz w:val="24"/>
+        </w:rPr>
+        <w:t>я</w:t>
+      </w:r>
+      <w:r>
+        <w:rPr>
+          <w:rFonts w:ascii="Times New Roman" w:hAnsi="Times New Roman"/>
+          <w:sz w:val="24"/>
+        </w:rPr>
+        <w:t>ться небесні, нехай радуються земнії, * бо сотворив владу рукою своєю Господь, * подолав смертю смерть, первенцем мертвих став, * з безодні аду ізбавив нас</w:t>
+      </w:r>
+      <w:r>
+        <w:rPr>
+          <w:rFonts w:ascii="Times New Roman" w:hAnsi="Times New Roman"/>
+          <w:sz w:val="24"/>
+        </w:rPr>
+        <w:t xml:space="preserve"> *</w:t>
+      </w:r>
+      <w:r>
+        <w:rPr>
+          <w:rFonts w:ascii="Times New Roman" w:hAnsi="Times New Roman"/>
+          <w:sz w:val="24"/>
+        </w:rPr>
+        <w:t xml:space="preserve"> і подав світові велику милість.</w:t>
       </w:r>
     </w:p>
     <w:p>
@@ -1523,18 +1544,11 @@
       </w:r>
     </w:p>
     <w:p>
-      <w:pPr>
-        <w:spacing w:line="240" w:lineRule="auto"/>
-        <w:rPr>
-          <w:rFonts w:ascii="Times New Roman" w:hAnsi="Times New Roman"/>
-          <w:sz w:val="24"/>
-        </w:rPr>
-      </w:pPr>
-      <w:r>
-        <w:rPr>
-          <w:rFonts w:ascii="Times New Roman" w:hAnsi="Times New Roman"/>
-          <w:i/>
-          <w:color w:val="FF0000"/>
+      <w:r>
+        <w:rPr>
+          <w:rFonts w:ascii="Times New Roman" w:hAnsi="Times New Roman"/>
+          <w:i/>
+          <w:color w:val="FF4400"/>
           <w:sz w:val="24"/>
         </w:rPr>
         <w:t>Кондак (г. 3):</w:t>
@@ -1542,25 +1556,10 @@
       <w:r>
         <w:rPr>
           <w:rFonts w:ascii="Times New Roman" w:hAnsi="Times New Roman"/>
-          <w:sz w:val="24"/>
-        </w:rPr>
-        <w:t xml:space="preserve"> Душу мою, Господи, у гріхах всіляких і безглуздими діяннями тяжко розслаблену,* воздвигни божественним Твоїм заступництвом,* як і розслабленого воздвигнув Ти </w:t>
-      </w:r>
-      <w:proofErr w:type="spellStart"/>
-      <w:r>
-        <w:rPr>
-          <w:rFonts w:ascii="Times New Roman" w:hAnsi="Times New Roman"/>
-          <w:sz w:val="24"/>
-        </w:rPr>
-        <w:t>древньо</w:t>
-      </w:r>
-      <w:proofErr w:type="spellEnd"/>
-      <w:r>
-        <w:rPr>
-          <w:rFonts w:ascii="Times New Roman" w:hAnsi="Times New Roman"/>
-          <w:sz w:val="24"/>
-        </w:rPr>
-        <w:t>,* щоб я кликав до Тебе, спасаючись:* Слава, Христе, владі Твоїй</w:t>
+          <w:color w:val="333333"/>
+          <w:sz w:val="24"/>
+        </w:rPr>
+        <w:t xml:space="preserve"> Душу мою, Господи, у гріхах всіляких і безглуздими діяннями тяжко розслаблену,* воздвигни божественним Твоїм заступництвом,* як і розслабленого воздвигнув Ти древньо,* щоб я кликав до Тебе, спасаючись:* Слава, Христе, владі Твоїй.</w:t>
       </w:r>
     </w:p>
     <w:p>
@@ -3575,28 +3574,49 @@
       </w:r>
     </w:p>
     <w:p>
-      <w:pPr>
-        <w:spacing w:line="240" w:lineRule="auto"/>
-        <w:rPr>
-          <w:rFonts w:ascii="Times New Roman" w:hAnsi="Times New Roman"/>
-          <w:sz w:val="24"/>
-        </w:rPr>
-      </w:pPr>
-      <w:r>
-        <w:rPr>
-          <w:rFonts w:ascii="Times New Roman" w:hAnsi="Times New Roman"/>
-          <w:i/>
-          <w:color w:val="FF0000"/>
-          <w:sz w:val="24"/>
-        </w:rPr>
-        <w:t xml:space="preserve">Тропар (г. 3): </w:t>
-      </w:r>
-      <w:r>
-        <w:rPr>
-          <w:rFonts w:ascii="Times New Roman" w:hAnsi="Times New Roman"/>
-          <w:sz w:val="24"/>
-        </w:rPr>
-        <w:t>Нехай веселяться небесні, нехай радуються земнії,* бо сотворив владу рукою своєю Господь,* подолав смертю смерть, первенцем мертвих став,* з безодні аду ізбавив нас і подав світові велику милість.</w:t>
+      <w:r>
+        <w:rPr>
+          <w:rFonts w:ascii="Times New Roman" w:hAnsi="Times New Roman"/>
+          <w:i/>
+          <w:color w:val="FF0000"/>
+          <w:sz w:val="24"/>
+        </w:rPr>
+        <w:t>Тропар (г. 3):</w:t>
+      </w:r>
+      <w:r>
+        <w:rPr>
+          <w:rFonts w:ascii="Times New Roman" w:hAnsi="Times New Roman"/>
+          <w:sz w:val="24"/>
+        </w:rPr>
+        <w:t xml:space="preserve"> Нехай весел</w:t>
+      </w:r>
+      <w:r>
+        <w:rPr>
+          <w:rFonts w:ascii="Times New Roman" w:hAnsi="Times New Roman"/>
+          <w:sz w:val="24"/>
+        </w:rPr>
+        <w:t>я</w:t>
+      </w:r>
+      <w:r>
+        <w:rPr>
+          <w:rFonts w:ascii="Times New Roman" w:hAnsi="Times New Roman"/>
+          <w:sz w:val="24"/>
+        </w:rPr>
+        <w:t>ться небесні, нехай радуються земнії, * бо сотворив владу рукою своєю Господь, * подолав смертю смерть, первенцем мертвих став, * з безодні аду ізбавив нас</w:t>
+      </w:r>
+      <w:r>
+        <w:rPr>
+          <w:rFonts w:ascii="Times New Roman" w:hAnsi="Times New Roman"/>
+          <w:sz w:val="24"/>
+        </w:rPr>
+        <w:t xml:space="preserve"> *</w:t>
+      </w:r>
+      <w:r>
+        <w:rPr>
+          <w:rFonts w:ascii="Times New Roman" w:hAnsi="Times New Roman"/>
+          <w:sz w:val="24"/>
+        </w:rPr>
+        <w:t xml:space="preserve"> і подав світові велику милість.</w:t>
       </w:r>
     </w:p>
     <w:p>
@@ -3874,18 +3894,11 @@
       </w:r>
     </w:p>
     <w:p>
-      <w:pPr>
-        <w:spacing w:line="240" w:lineRule="auto"/>
-        <w:rPr>
-          <w:rFonts w:ascii="Times New Roman" w:hAnsi="Times New Roman"/>
-          <w:sz w:val="24"/>
-        </w:rPr>
-      </w:pPr>
-      <w:r>
-        <w:rPr>
-          <w:rFonts w:ascii="Times New Roman" w:hAnsi="Times New Roman"/>
-          <w:i/>
-          <w:color w:val="FF0000"/>
+      <w:r>
+        <w:rPr>
+          <w:rFonts w:ascii="Times New Roman" w:hAnsi="Times New Roman"/>
+          <w:i/>
+          <w:color w:val="FF4400"/>
           <w:sz w:val="24"/>
         </w:rPr>
         <w:t>Кондак (г. 3):</w:t>
@@ -3893,25 +3906,10 @@
       <w:r>
         <w:rPr>
           <w:rFonts w:ascii="Times New Roman" w:hAnsi="Times New Roman"/>
-          <w:sz w:val="24"/>
-        </w:rPr>
-        <w:t xml:space="preserve"> Душу мою, Господи, у гріхах всіляких і безглуздими діяннями тяжко розслаблену,* воздвигни божественним Твоїм заступництвом,* як і розслабленого воздвигнув Ти </w:t>
-      </w:r>
-      <w:proofErr w:type="spellStart"/>
-      <w:r>
-        <w:rPr>
-          <w:rFonts w:ascii="Times New Roman" w:hAnsi="Times New Roman"/>
-          <w:sz w:val="24"/>
-        </w:rPr>
-        <w:t>древньо</w:t>
-      </w:r>
-      <w:proofErr w:type="spellEnd"/>
-      <w:r>
-        <w:rPr>
-          <w:rFonts w:ascii="Times New Roman" w:hAnsi="Times New Roman"/>
-          <w:sz w:val="24"/>
-        </w:rPr>
-        <w:t>,* щоб я кликав до Тебе, спасаючись:* Слава, Христе, владі Твоїй</w:t>
+          <w:color w:val="333333"/>
+          <w:sz w:val="24"/>
+        </w:rPr>
+        <w:t xml:space="preserve"> Душу мою, Господи, у гріхах всіляких і безглуздими діяннями тяжко розслаблену,* воздвигни божественним Твоїм заступництвом,* як і розслабленого воздвигнув Ти древньо,* щоб я кликав до Тебе, спасаючись:* Слава, Христе, владі Твоїй.</w:t>
       </w:r>
     </w:p>
     <w:p>
@@ -5715,28 +5713,49 @@
       </w:r>
     </w:p>
     <w:p>
-      <w:pPr>
-        <w:spacing w:line="240" w:lineRule="auto"/>
-        <w:rPr>
-          <w:rFonts w:ascii="Times New Roman" w:hAnsi="Times New Roman"/>
-          <w:sz w:val="24"/>
-        </w:rPr>
-      </w:pPr>
-      <w:r>
-        <w:rPr>
-          <w:rFonts w:ascii="Times New Roman" w:hAnsi="Times New Roman"/>
-          <w:i/>
-          <w:color w:val="FF0000"/>
-          <w:sz w:val="24"/>
-        </w:rPr>
-        <w:t xml:space="preserve">Тропар (г. 3): </w:t>
-      </w:r>
-      <w:r>
-        <w:rPr>
-          <w:rFonts w:ascii="Times New Roman" w:hAnsi="Times New Roman"/>
-          <w:sz w:val="24"/>
-        </w:rPr>
-        <w:t>Нехай веселяться небесні, нехай радуються земнії,* бо сотворив владу рукою своєю Господь,* подолав смертю смерть, первенцем мертвих став,* з безодні аду ізбавив нас і подав світові велику милість.</w:t>
+      <w:r>
+        <w:rPr>
+          <w:rFonts w:ascii="Times New Roman" w:hAnsi="Times New Roman"/>
+          <w:i/>
+          <w:color w:val="FF0000"/>
+          <w:sz w:val="24"/>
+        </w:rPr>
+        <w:t>Тропар (г. 3):</w:t>
+      </w:r>
+      <w:r>
+        <w:rPr>
+          <w:rFonts w:ascii="Times New Roman" w:hAnsi="Times New Roman"/>
+          <w:sz w:val="24"/>
+        </w:rPr>
+        <w:t xml:space="preserve"> Нехай весел</w:t>
+      </w:r>
+      <w:r>
+        <w:rPr>
+          <w:rFonts w:ascii="Times New Roman" w:hAnsi="Times New Roman"/>
+          <w:sz w:val="24"/>
+        </w:rPr>
+        <w:t>я</w:t>
+      </w:r>
+      <w:r>
+        <w:rPr>
+          <w:rFonts w:ascii="Times New Roman" w:hAnsi="Times New Roman"/>
+          <w:sz w:val="24"/>
+        </w:rPr>
+        <w:t>ться небесні, нехай радуються земнії, * бо сотворив владу рукою своєю Господь, * подолав смертю смерть, первенцем мертвих став, * з безодні аду ізбавив нас</w:t>
+      </w:r>
+      <w:r>
+        <w:rPr>
+          <w:rFonts w:ascii="Times New Roman" w:hAnsi="Times New Roman"/>
+          <w:sz w:val="24"/>
+        </w:rPr>
+        <w:t xml:space="preserve"> *</w:t>
+      </w:r>
+      <w:r>
+        <w:rPr>
+          <w:rFonts w:ascii="Times New Roman" w:hAnsi="Times New Roman"/>
+          <w:sz w:val="24"/>
+        </w:rPr>
+        <w:t xml:space="preserve"> і подав світові велику милість.</w:t>
       </w:r>
     </w:p>
     <w:p>
@@ -6015,45 +6034,22 @@
       </w:r>
     </w:p>
     <w:p>
-      <w:pPr>
-        <w:spacing w:line="240" w:lineRule="auto"/>
-        <w:rPr>
-          <w:rFonts w:ascii="Times New Roman" w:hAnsi="Times New Roman"/>
-          <w:sz w:val="24"/>
-        </w:rPr>
-      </w:pPr>
-      <w:r>
-        <w:rPr>
-          <w:rFonts w:ascii="Times New Roman" w:hAnsi="Times New Roman"/>
-          <w:i/>
-          <w:color w:val="FF0000"/>
-          <w:sz w:val="24"/>
-        </w:rPr>
-        <w:lastRenderedPageBreak/>
+      <w:r>
+        <w:rPr>
+          <w:rFonts w:ascii="Times New Roman" w:hAnsi="Times New Roman"/>
+          <w:i/>
+          <w:color w:val="FF4400"/>
+          <w:sz w:val="24"/>
+        </w:rPr>
         <w:t>Кондак (г. 3):</w:t>
       </w:r>
       <w:r>
         <w:rPr>
           <w:rFonts w:ascii="Times New Roman" w:hAnsi="Times New Roman"/>
-          <w:sz w:val="24"/>
-        </w:rPr>
-        <w:t xml:space="preserve"> Душу мою, Господи, у гріхах всіляких і безглуздими діяннями тяжко розслаблену,* воздвигни божественним Твоїм заступництвом,* як і розслабленого воздвигнув Ти </w:t>
-      </w:r>
-      <w:proofErr w:type="spellStart"/>
-      <w:r>
-        <w:rPr>
-          <w:rFonts w:ascii="Times New Roman" w:hAnsi="Times New Roman"/>
-          <w:sz w:val="24"/>
-        </w:rPr>
-        <w:t>древньо</w:t>
-      </w:r>
-      <w:proofErr w:type="spellEnd"/>
-      <w:r>
-        <w:rPr>
-          <w:rFonts w:ascii="Times New Roman" w:hAnsi="Times New Roman"/>
-          <w:sz w:val="24"/>
-        </w:rPr>
-        <w:t>,* щоб я кликав до Тебе, спасаючись:* Слава, Христе, владі Твоїй</w:t>
+          <w:color w:val="333333"/>
+          <w:sz w:val="24"/>
+        </w:rPr>
+        <w:t xml:space="preserve"> Душу мою, Господи, у гріхах всіляких і безглуздими діяннями тяжко розслаблену,* воздвигни божественним Твоїм заступництвом,* як і розслабленого воздвигнув Ти древньо,* щоб я кликав до Тебе, спасаючись:* Слава, Христе, владі Твоїй.</w:t>
       </w:r>
     </w:p>
     <w:p>
@@ -7787,28 +7783,49 @@
       </w:r>
     </w:p>
     <w:p>
-      <w:pPr>
-        <w:spacing w:line="240" w:lineRule="auto"/>
-        <w:rPr>
-          <w:rFonts w:ascii="Times New Roman" w:hAnsi="Times New Roman"/>
-          <w:sz w:val="24"/>
-        </w:rPr>
-      </w:pPr>
-      <w:r>
-        <w:rPr>
-          <w:rFonts w:ascii="Times New Roman" w:hAnsi="Times New Roman"/>
-          <w:i/>
-          <w:color w:val="FF0000"/>
-          <w:sz w:val="24"/>
-        </w:rPr>
-        <w:t xml:space="preserve">Тропар (г. 3): </w:t>
-      </w:r>
-      <w:r>
-        <w:rPr>
-          <w:rFonts w:ascii="Times New Roman" w:hAnsi="Times New Roman"/>
-          <w:sz w:val="24"/>
-        </w:rPr>
-        <w:t>Нехай веселяться небесні, нехай радуються земнії,* бо сотворив владу рукою своєю Господь,* подолав смертю смерть, первенцем мертвих став,* з безодні аду ізбавив нас і подав світові велику милість.</w:t>
+      <w:r>
+        <w:rPr>
+          <w:rFonts w:ascii="Times New Roman" w:hAnsi="Times New Roman"/>
+          <w:i/>
+          <w:color w:val="FF0000"/>
+          <w:sz w:val="24"/>
+        </w:rPr>
+        <w:t>Тропар (г. 3):</w:t>
+      </w:r>
+      <w:r>
+        <w:rPr>
+          <w:rFonts w:ascii="Times New Roman" w:hAnsi="Times New Roman"/>
+          <w:sz w:val="24"/>
+        </w:rPr>
+        <w:t xml:space="preserve"> Нехай весел</w:t>
+      </w:r>
+      <w:r>
+        <w:rPr>
+          <w:rFonts w:ascii="Times New Roman" w:hAnsi="Times New Roman"/>
+          <w:sz w:val="24"/>
+        </w:rPr>
+        <w:t>я</w:t>
+      </w:r>
+      <w:r>
+        <w:rPr>
+          <w:rFonts w:ascii="Times New Roman" w:hAnsi="Times New Roman"/>
+          <w:sz w:val="24"/>
+        </w:rPr>
+        <w:t>ться небесні, нехай радуються земнії, * бо сотворив владу рукою своєю Господь, * подолав смертю смерть, первенцем мертвих став, * з безодні аду ізбавив нас</w:t>
+      </w:r>
+      <w:r>
+        <w:rPr>
+          <w:rFonts w:ascii="Times New Roman" w:hAnsi="Times New Roman"/>
+          <w:sz w:val="24"/>
+        </w:rPr>
+        <w:t xml:space="preserve"> *</w:t>
+      </w:r>
+      <w:r>
+        <w:rPr>
+          <w:rFonts w:ascii="Times New Roman" w:hAnsi="Times New Roman"/>
+          <w:sz w:val="24"/>
+        </w:rPr>
+        <w:t xml:space="preserve"> і подав світові велику милість.</w:t>
       </w:r>
     </w:p>
     <w:p>
@@ -8098,45 +8115,22 @@
       </w:r>
     </w:p>
     <w:p>
-      <w:pPr>
-        <w:spacing w:line="240" w:lineRule="auto"/>
-        <w:rPr>
-          <w:rFonts w:ascii="Times New Roman" w:hAnsi="Times New Roman"/>
-          <w:sz w:val="24"/>
-        </w:rPr>
-      </w:pPr>
-      <w:r>
-        <w:rPr>
-          <w:rFonts w:ascii="Times New Roman" w:hAnsi="Times New Roman"/>
-          <w:i/>
-          <w:color w:val="FF0000"/>
-          <w:sz w:val="24"/>
-        </w:rPr>
-        <w:lastRenderedPageBreak/>
+      <w:r>
+        <w:rPr>
+          <w:rFonts w:ascii="Times New Roman" w:hAnsi="Times New Roman"/>
+          <w:i/>
+          <w:color w:val="FF4400"/>
+          <w:sz w:val="24"/>
+        </w:rPr>
         <w:t>Кондак (г. 3):</w:t>
       </w:r>
       <w:r>
         <w:rPr>
           <w:rFonts w:ascii="Times New Roman" w:hAnsi="Times New Roman"/>
-          <w:sz w:val="24"/>
-        </w:rPr>
-        <w:t xml:space="preserve"> Душу мою, Господи, у гріхах всіляких і безглуздими діяннями тяжко розслаблену,* воздвигни божественним Твоїм заступництвом,* як і розслабленого воздвигнув Ти </w:t>
-      </w:r>
-      <w:proofErr w:type="spellStart"/>
-      <w:r>
-        <w:rPr>
-          <w:rFonts w:ascii="Times New Roman" w:hAnsi="Times New Roman"/>
-          <w:sz w:val="24"/>
-        </w:rPr>
-        <w:t>древньо</w:t>
-      </w:r>
-      <w:proofErr w:type="spellEnd"/>
-      <w:r>
-        <w:rPr>
-          <w:rFonts w:ascii="Times New Roman" w:hAnsi="Times New Roman"/>
-          <w:sz w:val="24"/>
-        </w:rPr>
-        <w:t>,* щоб я кликав до Тебе, спасаючись:* Слава, Христе, владі Твоїй</w:t>
+          <w:color w:val="333333"/>
+          <w:sz w:val="24"/>
+        </w:rPr>
+        <w:t xml:space="preserve"> Душу мою, Господи, у гріхах всіляких і безглуздими діяннями тяжко розслаблену,* воздвигни божественним Твоїм заступництвом,* як і розслабленого воздвигнув Ти древньо,* щоб я кликав до Тебе, спасаючись:* Слава, Христе, владі Твоїй.</w:t>
       </w:r>
     </w:p>
     <w:p>
